--- a/documentation/medallion_structure.docx
+++ b/documentation/medallion_structure.docx
@@ -43,7 +43,15 @@
         <w:t xml:space="preserve">flight </w:t>
       </w:r>
       <w:r>
-        <w:t xml:space="preserve">data (CSV files, EuroControl, </w:t>
+        <w:t xml:space="preserve">data (CSV files, </w:t>
+      </w:r>
+      <w:proofErr w:type="spellStart"/>
+      <w:r>
+        <w:t>EuroControl</w:t>
+      </w:r>
+      <w:proofErr w:type="spellEnd"/>
+      <w:r>
+        <w:t xml:space="preserve">, </w:t>
       </w:r>
       <w:hyperlink r:id="rId5" w:history="1">
         <w:r>
@@ -66,14 +74,27 @@
         <w:ind w:left="1800"/>
       </w:pPr>
       <w:r>
-        <w:t>airport_flights_</w:t>
-      </w:r>
-      <w:r>
-        <w:t>(2020-2025)_</w:t>
+        <w:t>airport_flights</w:t>
+      </w:r>
+      <w:proofErr w:type="gramStart"/>
+      <w:r>
+        <w:t>_</w:t>
+      </w:r>
+      <w:r>
+        <w:t>(</w:t>
+      </w:r>
+      <w:proofErr w:type="gramEnd"/>
+      <w:r>
+        <w:t>2020-</w:t>
+      </w:r>
+      <w:proofErr w:type="gramStart"/>
+      <w:r>
+        <w:t>2025)_</w:t>
       </w:r>
       <w:r>
         <w:t>raw.csv</w:t>
       </w:r>
+      <w:proofErr w:type="gramEnd"/>
       <w:r>
         <w:t xml:space="preserve"> (5 files)</w:t>
       </w:r>
@@ -118,27 +139,6 @@
     </w:p>
     <w:p>
       <w:pPr>
-        <w:pStyle w:val="ListParagraph"/>
-        <w:numPr>
-          <w:ilvl w:val="0"/>
-          <w:numId w:val="1"/>
-        </w:numPr>
-      </w:pPr>
-      <w:r>
-        <w:t>Geographical table (city, country, continent)</w:t>
-      </w:r>
-    </w:p>
-    <w:p>
-      <w:pPr>
-        <w:pStyle w:val="ListParagraph"/>
-        <w:ind w:left="1800"/>
-      </w:pPr>
-      <w:r>
-        <w:t>geography_raw.csv</w:t>
-      </w:r>
-    </w:p>
-    <w:p>
-      <w:pPr>
         <w:ind w:left="720"/>
       </w:pPr>
       <w:r>
@@ -185,6 +185,11 @@
       <w:r>
         <w:t xml:space="preserve"> Source data quality checks.</w:t>
       </w:r>
+    </w:p>
+    <w:p>
+      <w:pPr>
+        <w:ind w:left="1440"/>
+      </w:pPr>
     </w:p>
     <w:p>
       <w:r>
@@ -223,7 +228,15 @@
         <w:t xml:space="preserve">yearly </w:t>
       </w:r>
       <w:r>
-        <w:t>data (concat)</w:t>
+        <w:t>data (</w:t>
+      </w:r>
+      <w:proofErr w:type="spellStart"/>
+      <w:r>
+        <w:t>concat</w:t>
+      </w:r>
+      <w:proofErr w:type="spellEnd"/>
+      <w:r>
+        <w:t>)</w:t>
       </w:r>
     </w:p>
     <w:p>
@@ -231,6 +244,7 @@
         <w:pStyle w:val="ListParagraph"/>
         <w:ind w:left="1800"/>
       </w:pPr>
+      <w:proofErr w:type="spellStart"/>
       <w:r>
         <w:t>s</w:t>
       </w:r>
@@ -249,6 +263,7 @@
       <w:r>
         <w:t>lights</w:t>
       </w:r>
+      <w:proofErr w:type="spellEnd"/>
     </w:p>
     <w:p>
       <w:pPr>
@@ -259,7 +274,7 @@
         </w:numPr>
       </w:pPr>
       <w:r>
-        <w:t>Geographical table (city, country, continent)</w:t>
+        <w:t>Airport geographics</w:t>
       </w:r>
     </w:p>
     <w:p>
@@ -267,11 +282,12 @@
         <w:pStyle w:val="ListParagraph"/>
         <w:ind w:left="1800"/>
       </w:pPr>
-      <w:r>
-        <w:t>s</w:t>
-      </w:r>
-      <w:r>
-        <w:t>tg</w:t>
+      <w:proofErr w:type="spellStart"/>
+      <w:r>
+        <w:t>a</w:t>
+      </w:r>
+      <w:r>
+        <w:t>irport</w:t>
       </w:r>
       <w:r>
         <w:t>_g</w:t>
@@ -279,6 +295,7 @@
       <w:r>
         <w:t>eography</w:t>
       </w:r>
+      <w:proofErr w:type="spellEnd"/>
     </w:p>
     <w:p>
       <w:pPr>
@@ -289,97 +306,15 @@
         </w:numPr>
       </w:pPr>
       <w:r>
-        <w:t xml:space="preserve">Airport </w:t>
-      </w:r>
-      <w:r>
-        <w:t>locations</w:t>
-      </w:r>
-      <w:r>
-        <w:t xml:space="preserve"> (coordinates)</w:t>
-      </w:r>
-    </w:p>
-    <w:p>
-      <w:pPr>
-        <w:pStyle w:val="ListParagraph"/>
-        <w:ind w:left="1800"/>
-      </w:pPr>
-      <w:r>
-        <w:t>s</w:t>
-      </w:r>
-      <w:r>
-        <w:t>tg</w:t>
-      </w:r>
-      <w:r>
-        <w:t>_a</w:t>
-      </w:r>
-      <w:r>
-        <w:t>i</w:t>
-      </w:r>
-      <w:r>
-        <w:t>r</w:t>
-      </w:r>
-      <w:r>
-        <w:t>port</w:t>
-      </w:r>
-      <w:r>
-        <w:t>_l</w:t>
-      </w:r>
-      <w:r>
-        <w:t>ocations</w:t>
-      </w:r>
-    </w:p>
-    <w:p>
-      <w:pPr>
-        <w:pStyle w:val="ListParagraph"/>
-        <w:numPr>
-          <w:ilvl w:val="0"/>
-          <w:numId w:val="2"/>
-        </w:numPr>
-      </w:pPr>
-      <w:r>
-        <w:t>Airport geographics (Joined tables geographics and airport</w:t>
-      </w:r>
-      <w:r>
-        <w:t xml:space="preserve"> locations</w:t>
-      </w:r>
-      <w:r>
-        <w:t>)</w:t>
-      </w:r>
-    </w:p>
-    <w:p>
-      <w:pPr>
-        <w:pStyle w:val="ListParagraph"/>
-        <w:ind w:left="1800"/>
-      </w:pPr>
-      <w:r>
-        <w:t>a</w:t>
-      </w:r>
-      <w:r>
-        <w:t>irport</w:t>
-      </w:r>
-      <w:r>
-        <w:t>_g</w:t>
-      </w:r>
-      <w:r>
-        <w:t>eography</w:t>
-      </w:r>
-      <w:r>
-        <w:t>_c</w:t>
-      </w:r>
-      <w:r>
-        <w:t>ombined</w:t>
-      </w:r>
-    </w:p>
-    <w:p>
-      <w:pPr>
-        <w:pStyle w:val="ListParagraph"/>
-        <w:numPr>
-          <w:ilvl w:val="0"/>
-          <w:numId w:val="2"/>
-        </w:numPr>
-      </w:pPr>
-      <w:r>
-        <w:t xml:space="preserve">Weather data (Openmeteo weather: </w:t>
+        <w:t>Weather data (</w:t>
+      </w:r>
+      <w:proofErr w:type="spellStart"/>
+      <w:r>
+        <w:t>Openmeteo</w:t>
+      </w:r>
+      <w:proofErr w:type="spellEnd"/>
+      <w:r>
+        <w:t xml:space="preserve"> weather: </w:t>
       </w:r>
       <w:hyperlink r:id="rId7" w:history="1">
         <w:r>
@@ -390,7 +325,13 @@
         </w:r>
       </w:hyperlink>
       <w:r>
-        <w:t>) (airport location information: from cleaned mapping dataset)</w:t>
+        <w:t xml:space="preserve">) (airport location information: from </w:t>
+      </w:r>
+      <w:r>
+        <w:t>Airport locations</w:t>
+      </w:r>
+      <w:r>
+        <w:t>)</w:t>
       </w:r>
     </w:p>
     <w:p>
@@ -398,39 +339,14 @@
         <w:pStyle w:val="ListParagraph"/>
         <w:ind w:left="1800"/>
       </w:pPr>
-      <w:r>
-        <w:t xml:space="preserve">weather_hourly_raw.csv </w:t>
-      </w:r>
-      <w:r>
-        <w:t xml:space="preserve">-&gt; </w:t>
-      </w:r>
-      <w:r>
-        <w:t xml:space="preserve">stg_weather_hourly. </w:t>
-      </w:r>
-      <w:r>
-        <w:t>Timely aggregation (daily, hourly) -&gt; Weather data summarization</w:t>
-      </w:r>
-      <w:r>
-        <w:t xml:space="preserve"> </w:t>
-      </w:r>
-      <w:r>
-        <w:t>s</w:t>
-      </w:r>
-      <w:r>
-        <w:t>tg</w:t>
-      </w:r>
-      <w:r>
-        <w:t>_w</w:t>
-      </w:r>
-      <w:r>
-        <w:t>eather</w:t>
-      </w:r>
-      <w:r>
-        <w:t>_d</w:t>
-      </w:r>
-      <w:r>
-        <w:t>aily</w:t>
-      </w:r>
+      <w:proofErr w:type="spellStart"/>
+      <w:r>
+        <w:t>stg_weather_</w:t>
+      </w:r>
+      <w:r>
+        <w:t>daily</w:t>
+      </w:r>
+      <w:proofErr w:type="spellEnd"/>
     </w:p>
     <w:p>
       <w:r>
@@ -440,7 +356,6 @@
     <w:p/>
     <w:p>
       <w:r>
-        <w:lastRenderedPageBreak/>
         <w:t>Validations:</w:t>
       </w:r>
     </w:p>
@@ -450,21 +365,13 @@
       </w:r>
       <w:r>
         <w:tab/>
-      </w:r>
-      <w:r>
-        <w:t>(from 1,</w:t>
-      </w:r>
-      <w:r>
-        <w:t>4</w:t>
-      </w:r>
-      <w:r>
-        <w:t>,</w:t>
-      </w:r>
-      <w:r>
-        <w:t>5</w:t>
-      </w:r>
-      <w:r>
-        <w:t xml:space="preserve"> joined tables)</w:t>
+        <w:t>(</w:t>
+      </w:r>
+      <w:r>
+        <w:t>silver tables</w:t>
+      </w:r>
+      <w:r>
+        <w:t xml:space="preserve"> joined)</w:t>
       </w:r>
     </w:p>
     <w:p>
@@ -475,6 +382,7 @@
           <w:numId w:val="2"/>
         </w:numPr>
       </w:pPr>
+      <w:proofErr w:type="spellStart"/>
       <w:r>
         <w:t>v</w:t>
       </w:r>
@@ -487,6 +395,7 @@
       <w:r>
         <w:t>ows</w:t>
       </w:r>
+      <w:proofErr w:type="spellEnd"/>
     </w:p>
     <w:p>
       <w:pPr>
@@ -496,6 +405,7 @@
           <w:numId w:val="2"/>
         </w:numPr>
       </w:pPr>
+      <w:proofErr w:type="spellStart"/>
       <w:r>
         <w:t>r</w:t>
       </w:r>
@@ -508,12 +418,20 @@
       <w:r>
         <w:t>ows</w:t>
       </w:r>
+      <w:proofErr w:type="spellEnd"/>
+    </w:p>
+    <w:p>
+      <w:pPr>
+        <w:pStyle w:val="ListParagraph"/>
+        <w:ind w:left="1800"/>
+      </w:pPr>
     </w:p>
     <w:p>
       <w:pPr>
         <w:ind w:left="720"/>
       </w:pPr>
       <w:r>
+        <w:lastRenderedPageBreak/>
         <w:t>Information:</w:t>
       </w:r>
     </w:p>
@@ -537,10 +455,7 @@
         <w:t xml:space="preserve">: (duplicates, null values, </w:t>
       </w:r>
       <w:r>
-        <w:t>valid values, valid range</w:t>
-      </w:r>
-      <w:r>
-        <w:t xml:space="preserve">, </w:t>
+        <w:t xml:space="preserve">valid values, valid range, </w:t>
       </w:r>
       <w:r>
         <w:t>summary for rejections reasons</w:t>
@@ -551,6 +466,11 @@
       <w:r>
         <w:t>.</w:t>
       </w:r>
+    </w:p>
+    <w:p>
+      <w:pPr>
+        <w:ind w:left="1440"/>
+      </w:pPr>
     </w:p>
     <w:p>
       <w:r>
@@ -570,6 +490,7 @@
       <w:r>
         <w:tab/>
       </w:r>
+      <w:proofErr w:type="spellStart"/>
       <w:r>
         <w:t>f</w:t>
       </w:r>
@@ -582,15 +503,7 @@
       <w:r>
         <w:t>lights</w:t>
       </w:r>
-      <w:r>
-        <w:t xml:space="preserve"> (from </w:t>
-      </w:r>
-      <w:r>
-        <w:t>validated_rows</w:t>
-      </w:r>
-      <w:r>
-        <w:t>)</w:t>
-      </w:r>
+      <w:proofErr w:type="spellEnd"/>
     </w:p>
     <w:p>
       <w:r>
@@ -599,6 +512,7 @@
       <w:r>
         <w:tab/>
       </w:r>
+      <w:proofErr w:type="spellStart"/>
       <w:r>
         <w:t>d</w:t>
       </w:r>
@@ -611,6 +525,7 @@
       <w:r>
         <w:t>ate</w:t>
       </w:r>
+      <w:proofErr w:type="spellEnd"/>
     </w:p>
     <w:p>
       <w:r>
@@ -619,6 +534,7 @@
       <w:r>
         <w:tab/>
       </w:r>
+      <w:proofErr w:type="spellStart"/>
       <w:r>
         <w:t>d</w:t>
       </w:r>
@@ -631,6 +547,7 @@
       <w:r>
         <w:t>eography</w:t>
       </w:r>
+      <w:proofErr w:type="spellEnd"/>
     </w:p>
     <w:p>
       <w:r>
@@ -650,9 +567,11 @@
       </w:r>
     </w:p>
     <w:p>
+      <w:proofErr w:type="spellStart"/>
       <w:r>
         <w:t>PowerBI</w:t>
       </w:r>
+      <w:proofErr w:type="spellEnd"/>
     </w:p>
     <w:p>
       <w:pPr>
@@ -1464,6 +1383,7 @@
   <w:style w:type="character" w:default="1" w:styleId="DefaultParagraphFont">
     <w:name w:val="Default Paragraph Font"/>
     <w:uiPriority w:val="1"/>
+    <w:semiHidden/>
     <w:unhideWhenUsed/>
   </w:style>
   <w:style w:type="table" w:default="1" w:styleId="TableNormal">
